--- a/results/final_report.docx
+++ b/results/final_report.docx
@@ -2036,7 +2036,7 @@
           </w:tcPr>
           <w:p>
             <w:r>
-              <w:t>—</w:t>
+              <w:t>55%</w:t>
             </w:r>
           </w:p>
         </w:tc>
@@ -2046,7 +2046,7 @@
           </w:tcPr>
           <w:p>
             <w:r>
-              <w:t>—</w:t>
+              <w:t>50%</w:t>
             </w:r>
           </w:p>
         </w:tc>
@@ -2056,7 +2056,7 @@
           </w:tcPr>
           <w:p>
             <w:r>
-              <w:t>—</w:t>
+              <w:t>0%</w:t>
             </w:r>
           </w:p>
         </w:tc>
@@ -2066,7 +2066,7 @@
           </w:tcPr>
           <w:p>
             <w:r>
-              <w:t>—</w:t>
+              <w:t>50%</w:t>
             </w:r>
           </w:p>
         </w:tc>
@@ -2098,7 +2098,7 @@
           </w:tcPr>
           <w:p>
             <w:r>
-              <w:t>—</w:t>
+              <w:t>55%</w:t>
             </w:r>
           </w:p>
         </w:tc>
@@ -2108,7 +2108,7 @@
           </w:tcPr>
           <w:p>
             <w:r>
-              <w:t>—</w:t>
+              <w:t>0%</w:t>
             </w:r>
           </w:p>
         </w:tc>
@@ -2118,7 +2118,7 @@
           </w:tcPr>
           <w:p>
             <w:r>
-              <w:t>—</w:t>
+              <w:t>0%</w:t>
             </w:r>
           </w:p>
         </w:tc>
@@ -2128,7 +2128,7 @@
           </w:tcPr>
           <w:p>
             <w:r>
-              <w:t>—</w:t>
+              <w:t>0%</w:t>
             </w:r>
           </w:p>
         </w:tc>
@@ -2160,7 +2160,7 @@
           </w:tcPr>
           <w:p>
             <w:r>
-              <w:t>—</w:t>
+              <w:t>75%</w:t>
             </w:r>
           </w:p>
         </w:tc>
@@ -2170,7 +2170,7 @@
           </w:tcPr>
           <w:p>
             <w:r>
-              <w:t>—</w:t>
+              <w:t>50%</w:t>
             </w:r>
           </w:p>
         </w:tc>
@@ -2180,7 +2180,7 @@
           </w:tcPr>
           <w:p>
             <w:r>
-              <w:t>—</w:t>
+              <w:t>0%</w:t>
             </w:r>
           </w:p>
         </w:tc>
@@ -2190,7 +2190,7 @@
           </w:tcPr>
           <w:p>
             <w:r>
-              <w:t>—</w:t>
+              <w:t>50%</w:t>
             </w:r>
           </w:p>
         </w:tc>
@@ -2222,7 +2222,7 @@
           </w:tcPr>
           <w:p>
             <w:r>
-              <w:t>—</w:t>
+              <w:t>55%</w:t>
             </w:r>
           </w:p>
         </w:tc>
@@ -2232,7 +2232,7 @@
           </w:tcPr>
           <w:p>
             <w:r>
-              <w:t>—</w:t>
+              <w:t>0%</w:t>
             </w:r>
           </w:p>
         </w:tc>
@@ -2242,7 +2242,7 @@
           </w:tcPr>
           <w:p>
             <w:r>
-              <w:t>—</w:t>
+              <w:t>0%</w:t>
             </w:r>
           </w:p>
         </w:tc>
@@ -2252,7 +2252,7 @@
           </w:tcPr>
           <w:p>
             <w:r>
-              <w:t>—</w:t>
+              <w:t>50%</w:t>
             </w:r>
           </w:p>
         </w:tc>
@@ -2284,7 +2284,7 @@
           </w:tcPr>
           <w:p>
             <w:r>
-              <w:t>—</w:t>
+              <w:t>55%</w:t>
             </w:r>
           </w:p>
         </w:tc>
@@ -2294,7 +2294,7 @@
           </w:tcPr>
           <w:p>
             <w:r>
-              <w:t>—</w:t>
+              <w:t>50%</w:t>
             </w:r>
           </w:p>
         </w:tc>
@@ -2304,7 +2304,7 @@
           </w:tcPr>
           <w:p>
             <w:r>
-              <w:t>—</w:t>
+              <w:t>0%</w:t>
             </w:r>
           </w:p>
         </w:tc>
@@ -2314,7 +2314,7 @@
           </w:tcPr>
           <w:p>
             <w:r>
-              <w:t>—</w:t>
+              <w:t>50%</w:t>
             </w:r>
           </w:p>
         </w:tc>
@@ -2346,7 +2346,7 @@
           </w:tcPr>
           <w:p>
             <w:r>
-              <w:t>—</w:t>
+              <w:t>55%</w:t>
             </w:r>
           </w:p>
         </w:tc>
@@ -2356,7 +2356,7 @@
           </w:tcPr>
           <w:p>
             <w:r>
-              <w:t>—</w:t>
+              <w:t>0%</w:t>
             </w:r>
           </w:p>
         </w:tc>
@@ -2366,7 +2366,7 @@
           </w:tcPr>
           <w:p>
             <w:r>
-              <w:t>—</w:t>
+              <w:t>0%</w:t>
             </w:r>
           </w:p>
         </w:tc>
@@ -2376,7 +2376,7 @@
           </w:tcPr>
           <w:p>
             <w:r>
-              <w:t>—</w:t>
+              <w:t>50%</w:t>
             </w:r>
           </w:p>
         </w:tc>
